--- a/QED Course/Lesson 51 External Spinors and Polarization.docx
+++ b/QED Course/Lesson 51 External Spinors and Polarization.docx
@@ -58,7 +58,7 @@
     </w:p>
     <w:p>
       <w:pPr>
-        <w:pStyle w:val="Heading1"/>
+        <w:pStyle w:val="Heading2"/>
       </w:pPr>
       <w:r>
         <w:t>How to use this lesson</w:t>
@@ -71,7 +71,7 @@
     </w:p>
     <w:p>
       <w:pPr>
-        <w:pStyle w:val="Heading2"/>
+        <w:pStyle w:val="Heading3"/>
       </w:pPr>
       <w:r>
         <w:t>Learning objectives</w:t>
@@ -135,7 +135,7 @@
     </w:p>
     <w:p>
       <w:pPr>
-        <w:pStyle w:val="Heading2"/>
+        <w:pStyle w:val="Heading3"/>
       </w:pPr>
       <w:r>
         <w:t>Notation and conventions</w:t>
@@ -351,7 +351,7 @@
     </w:tbl>
     <w:p>
       <w:pPr>
-        <w:pStyle w:val="Heading1"/>
+        <w:pStyle w:val="Heading2"/>
       </w:pPr>
       <w:r>
         <w:t>1 Why sum and why average</w:t>
@@ -359,7 +359,7 @@
     </w:p>
     <w:p>
       <w:pPr>
-        <w:pStyle w:val="Heading2"/>
+        <w:pStyle w:val="Heading3"/>
       </w:pPr>
       <w:r>
         <w:t>1.1 Unmeasured spins</w:t>
@@ -372,7 +372,7 @@
     </w:p>
     <w:p>
       <w:pPr>
-        <w:pStyle w:val="Heading2"/>
+        <w:pStyle w:val="Heading3"/>
       </w:pPr>
       <w:r>
         <w:t>1.2 Sum over final, average over initial</w:t>
@@ -384,10 +384,11 @@
       </w:r>
     </w:p>
     <w:p>
-      <w:pPr>
-        <w:pStyle w:val="Heading3"/>
-      </w:pPr>
       <w:r>
+        <w:rPr>
+          <w:b/>
+          <w:i/>
+        </w:rPr>
         <w:t>Worked example 1</w:t>
       </w:r>
     </w:p>
@@ -398,7 +399,7 @@
     </w:p>
     <w:p>
       <w:pPr>
-        <w:pStyle w:val="Heading1"/>
+        <w:pStyle w:val="Heading2"/>
       </w:pPr>
       <w:r>
         <w:t>2 The general master formula</w:t>
@@ -406,7 +407,7 @@
     </w:p>
     <w:p>
       <w:pPr>
-        <w:pStyle w:val="Heading2"/>
+        <w:pStyle w:val="Heading3"/>
       </w:pPr>
       <w:r>
         <w:t>2.1 Conjugating a spinor sandwich</w:t>
@@ -610,7 +611,7 @@
     </w:p>
     <w:p>
       <w:pPr>
-        <w:pStyle w:val="Heading2"/>
+        <w:pStyle w:val="Heading3"/>
       </w:pPr>
       <w:r>
         <w:t>2.2 The master formula</w:t>
@@ -804,10 +805,11 @@
       </w:r>
     </w:p>
     <w:p>
-      <w:pPr>
-        <w:pStyle w:val="Heading3"/>
-      </w:pPr>
       <w:r>
+        <w:rPr>
+          <w:b/>
+          <w:i/>
+        </w:rPr>
         <w:t>Worked example 2</w:t>
       </w:r>
     </w:p>
@@ -818,7 +820,7 @@
     </w:p>
     <w:p>
       <w:pPr>
-        <w:pStyle w:val="Heading1"/>
+        <w:pStyle w:val="Heading2"/>
       </w:pPr>
       <w:r>
         <w:t>3 Specializing to the QED vertex</w:t>
@@ -826,7 +828,7 @@
     </w:p>
     <w:p>
       <w:pPr>
-        <w:pStyle w:val="Heading2"/>
+        <w:pStyle w:val="Heading3"/>
       </w:pPr>
       <w:r>
         <w:t>3.1 Γ=γ^μ</w:t>
@@ -839,7 +841,7 @@
     </w:p>
     <w:p>
       <w:pPr>
-        <w:pStyle w:val="Heading2"/>
+        <w:pStyle w:val="Heading3"/>
       </w:pPr>
       <w:r>
         <w:t>3.2 The building-block trace</w:t>
@@ -1111,10 +1113,11 @@
       </w:r>
     </w:p>
     <w:p>
-      <w:pPr>
-        <w:pStyle w:val="Heading3"/>
-      </w:pPr>
       <w:r>
+        <w:rPr>
+          <w:b/>
+          <w:i/>
+        </w:rPr>
         <w:t>Worked example 3</w:t>
       </w:r>
     </w:p>
@@ -1125,7 +1128,7 @@
     </w:p>
     <w:p>
       <w:pPr>
-        <w:pStyle w:val="Heading1"/>
+        <w:pStyle w:val="Heading2"/>
       </w:pPr>
       <w:r>
         <w:t>4 Spin averaging in practice</w:t>
@@ -1133,7 +1136,7 @@
     </w:p>
     <w:p>
       <w:pPr>
-        <w:pStyle w:val="Heading2"/>
+        <w:pStyle w:val="Heading3"/>
       </w:pPr>
       <w:r>
         <w:t>4.1 Combining Section 1's factor with Section 2's sum</w:t>
@@ -1146,7 +1149,7 @@
     </w:p>
     <w:p>
       <w:pPr>
-        <w:pStyle w:val="Heading2"/>
+        <w:pStyle w:val="Heading3"/>
       </w:pPr>
       <w:r>
         <w:t>4.2 Multiple vertices</w:t>
@@ -1158,10 +1161,11 @@
       </w:r>
     </w:p>
     <w:p>
-      <w:pPr>
-        <w:pStyle w:val="Heading3"/>
-      </w:pPr>
       <w:r>
+        <w:rPr>
+          <w:b/>
+          <w:i/>
+        </w:rPr>
         <w:t>Worked example 4</w:t>
       </w:r>
     </w:p>
@@ -1172,7 +1176,7 @@
     </w:p>
     <w:p>
       <w:pPr>
-        <w:pStyle w:val="Heading1"/>
+        <w:pStyle w:val="Heading2"/>
       </w:pPr>
       <w:r>
         <w:t>5 The photon polarization sum</w:t>
@@ -1180,7 +1184,7 @@
     </w:p>
     <w:p>
       <w:pPr>
-        <w:pStyle w:val="Heading2"/>
+        <w:pStyle w:val="Heading3"/>
       </w:pPr>
       <w:r>
         <w:t>5.1 The honest sum</w:t>
@@ -1193,7 +1197,7 @@
     </w:p>
     <w:p>
       <w:pPr>
-        <w:pStyle w:val="Heading2"/>
+        <w:pStyle w:val="Heading3"/>
       </w:pPr>
       <w:r>
         <w:t>5.2 The covariant replacement</w:t>
@@ -1307,7 +1311,7 @@
     </w:p>
     <w:p>
       <w:pPr>
-        <w:pStyle w:val="Heading2"/>
+        <w:pStyle w:val="Heading3"/>
       </w:pPr>
       <w:r>
         <w:t>5.3 What is and is not yet established</w:t>
@@ -1319,10 +1323,11 @@
       </w:r>
     </w:p>
     <w:p>
-      <w:pPr>
-        <w:pStyle w:val="Heading3"/>
-      </w:pPr>
       <w:r>
+        <w:rPr>
+          <w:b/>
+          <w:i/>
+        </w:rPr>
         <w:t>Worked example 5</w:t>
       </w:r>
     </w:p>
@@ -1333,7 +1338,7 @@
     </w:p>
     <w:p>
       <w:pPr>
-        <w:pStyle w:val="Heading1"/>
+        <w:pStyle w:val="Heading2"/>
       </w:pPr>
       <w:r>
         <w:t>6 Connections to QED</w:t>
@@ -1590,7 +1595,7 @@
     </w:p>
     <w:p>
       <w:pPr>
-        <w:pStyle w:val="Heading1"/>
+        <w:pStyle w:val="Heading2"/>
       </w:pPr>
       <w:r>
         <w:t>7 Summary</w:t>
@@ -1670,7 +1675,7 @@
     </w:p>
     <w:p>
       <w:pPr>
-        <w:pStyle w:val="Heading1"/>
+        <w:pStyle w:val="Heading2"/>
       </w:pPr>
       <w:r>
         <w:t>Exercises</w:t>
@@ -2330,7 +2335,7 @@
     </w:tbl>
     <w:p>
       <w:pPr>
-        <w:pStyle w:val="Heading1"/>
+        <w:pStyle w:val="Heading2"/>
       </w:pPr>
       <w:r>
         <w:t>Solutions</w:t>
@@ -2562,7 +2567,7 @@
     </w:p>
     <w:p>
       <w:pPr>
-        <w:pStyle w:val="Heading1"/>
+        <w:pStyle w:val="Heading2"/>
       </w:pPr>
       <w:r>
         <w:t>Mastery checklist</w:t>
@@ -2610,7 +2615,7 @@
     </w:p>
     <w:p>
       <w:pPr>
-        <w:pStyle w:val="Heading1"/>
+        <w:pStyle w:val="Heading2"/>
       </w:pPr>
       <w:r>
         <w:t>Next lesson</w:t>
